--- a/word_reports/LP_0156_위치_348_George McCrae_Rock Your B.docx
+++ b/word_reports/LP_0156_위치_348_George McCrae_Rock Your B.docx
@@ -4,7 +4,7 @@
   <w:body>
     <w:p>
       <w:pPr>
-        <w:spacing w:after="280"/>
+        <w:spacing w:after="80"/>
       </w:pPr>
       <w:r>
         <w:rPr w:rFonts="맑은 고딕">
@@ -13,94 +13,47 @@
           <w:color w:val="1E3A8A"/>
           <w:sz w:val="30"/>
         </w:rPr>
-        <w:t>[348] George McCrae - Rock Your Baby</w:t>
+        <w:t>George McCrae (조지 맥크래) - Rock Your Baby</w:t>
       </w:r>
     </w:p>
     <w:p>
       <w:pPr>
-        <w:spacing w:after="320"/>
+        <w:spacing w:after="240"/>
       </w:pPr>
       <w:r>
         <w:rPr w:rFonts="맑은 고딕">
           <w:rFonts w:ascii="맑은 고딕" w:hAnsi="맑은 고딕" w:eastAsia="맑은 고딕"/>
           <w:b/>
-          <w:sz w:val="20"/>
+          <w:color w:val="4B5563"/>
+          <w:sz w:val="22"/>
         </w:rPr>
-        <w:t>■ 위치 : 348</w:t>
-        <w:br/>
-      </w:r>
-      <w:r>
-        <w:rPr w:rFonts="맑은 고딕">
-          <w:rFonts w:ascii="맑은 고딕" w:hAnsi="맑은 고딕" w:eastAsia="맑은 고딕"/>
-          <w:b/>
-          <w:sz w:val="20"/>
-        </w:rPr>
-        <w:t>■ 아티스트 : George McCrae</w:t>
-        <w:br/>
-      </w:r>
-      <w:r>
-        <w:rPr w:rFonts="맑은 고딕">
-          <w:rFonts w:ascii="맑은 고딕" w:hAnsi="맑은 고딕" w:eastAsia="맑은 고딕"/>
-          <w:b/>
-          <w:sz w:val="20"/>
-        </w:rPr>
-        <w:t>■ 앨범명 : Rock Your Baby</w:t>
-        <w:br/>
-      </w:r>
-      <w:r>
-        <w:rPr w:rFonts="맑은 고딕">
-          <w:rFonts w:ascii="맑은 고딕" w:hAnsi="맑은 고딕" w:eastAsia="맑은 고딕"/>
-          <w:b w:val="0"/>
-          <w:sz w:val="20"/>
-        </w:rPr>
-        <w:t>■ 음반 레이블 : TK Records (Cat Records)</w:t>
-        <w:br/>
-      </w:r>
-      <w:r>
-        <w:rPr w:rFonts="맑은 고딕">
-          <w:rFonts w:ascii="맑은 고딕" w:hAnsi="맑은 고딕" w:eastAsia="맑은 고딕"/>
-          <w:b w:val="0"/>
-          <w:sz w:val="20"/>
-        </w:rPr>
-        <w:t>■ 발매년도 : 1974</w:t>
-        <w:br/>
-      </w:r>
-      <w:r>
-        <w:rPr w:rFonts="맑은 고딕">
-          <w:rFonts w:ascii="맑은 고딕" w:hAnsi="맑은 고딕" w:eastAsia="맑은 고딕"/>
-          <w:b w:val="0"/>
-          <w:sz w:val="20"/>
-        </w:rPr>
-        <w:t>■ 장르 : 디스코 (Disco), 마이애미 소울 (Miami Soul), R&amp;B</w:t>
-        <w:br/>
-      </w:r>
-      <w:r>
-        <w:rPr w:rFonts="맑은 고딕">
-          <w:rFonts w:ascii="맑은 고딕" w:hAnsi="맑은 고딕" w:eastAsia="맑은 고딕"/>
-          <w:b w:val="0"/>
-          <w:sz w:val="20"/>
-        </w:rPr>
-        <w:t>■ 주요 수록곡 : 1. Rock Your Baby</w:t>
-        <w:br/>
+        <w:t>위치 :  348</w:t>
       </w:r>
     </w:p>
     <w:p>
       <w:pPr>
-        <w:spacing w:after="160"/>
+        <w:spacing w:line="324" w:lineRule="auto" w:before="80" w:after="160"/>
       </w:pPr>
       <w:r>
         <w:rPr w:rFonts="맑은 고딕">
           <w:rFonts w:ascii="맑은 고딕" w:hAnsi="맑은 고딕" w:eastAsia="맑은 고딕"/>
           <w:b/>
           <w:color w:val="1F2937"/>
-          <w:sz w:val="24"/>
+          <w:sz w:val="22"/>
         </w:rPr>
-        <w:t>■ 음반 해설 및 감상 가이드</w:t>
+        <w:t xml:space="preserve">[음반 소개] </w:t>
+      </w:r>
+      <w:r>
+        <w:rPr w:rFonts="맑은 고딕">
+          <w:rFonts w:ascii="맑은 고딕" w:hAnsi="맑은 고딕" w:eastAsia="맑은 고딕"/>
+          <w:b w:val="0"/>
+          <w:sz w:val="21"/>
+        </w:rPr>
       </w:r>
     </w:p>
     <w:p>
       <w:pPr>
-        <w:spacing w:line="312" w:lineRule="auto" w:after="120"/>
+        <w:spacing w:line="324" w:lineRule="auto" w:after="120"/>
       </w:pPr>
       <w:r>
         <w:rPr w:rFonts="맑은 고딕">
@@ -108,51 +61,516 @@
           <w:b w:val="0"/>
           <w:sz w:val="21"/>
         </w:rPr>
-        <w:t>1974년에 발매된 조지 맥크레이(George McCrae)의 명반 《Rock Your Baby》는 대중음악사에서 디스코(Disco)라는 새로운 장르의 화려한 포문을 연 역사적인 작품입니다. 마이애미 사운드의 거장 프로듀서 콤비인 해리 웨인 케이시(Harry Wayne Casey)와 리처드 핀치(Richard Finch)—후일 'KC and the Sunshine Band'를 결성하게 되는 이들—가 주도하여 탄생시킨 이 앨범은, 발표 직후 전 세계 차트를 석권하며 마이애미 소울과 초창기 디스코 사운드의 정수로 자리매김했습니다.</w:t>
+        <w:t>1974년 마이애미의 따스한 태양과 밤의 열기가 교차하는 지점에서 탄생한 조지 맥크래의 《Rock Your Baby》는 깊은 소울의 서정과 디스코의 찬연한 새벽을 잇는 기념비적인 명반입니다. 귓가를 부드럽게 감싸 안는 실크 같은 팔세토 보컬과 미니멀하면서도 감각적인 아날로그 그루브는 전 세계 수많은 애호가들의 가슴에 영원히 지지 않는 설렘의 파도를 일으켰습니다. 찰나의 유행을 초월하여 시대의 공기 자체를 전환했던 이 음반은, 반세기가 지난 오늘날에도 턴테이블 위에서 농밀한 온기를 발산하며 아날로그 팝 음악의 황금기를 증언하고 있습니다.</w:t>
       </w:r>
     </w:p>
     <w:p>
       <w:pPr>
-        <w:spacing w:line="312" w:lineRule="auto" w:after="120"/>
+        <w:spacing w:line="324" w:lineRule="auto" w:before="200" w:after="80"/>
       </w:pPr>
+      <w:r>
+        <w:rPr w:rFonts="맑은 고딕">
+          <w:rFonts w:ascii="맑은 고딕" w:hAnsi="맑은 고딕" w:eastAsia="맑은 고딕"/>
+          <w:b/>
+          <w:color w:val="1E3A8A"/>
+          <w:sz w:val="24"/>
+        </w:rPr>
+        <w:t>1. 음반 데이터</w:t>
+      </w:r>
+    </w:p>
+    <w:p>
+      <w:pPr>
+        <w:spacing w:line="324" w:lineRule="auto" w:after="80"/>
+      </w:pPr>
+      <w:r>
+        <w:rPr w:rFonts="맑은 고딕">
+          <w:rFonts w:ascii="맑은 고딕" w:hAnsi="맑은 고딕" w:eastAsia="맑은 고딕"/>
+          <w:b w:val="0"/>
+          <w:color w:val="6B7280"/>
+          <w:sz w:val="21"/>
+        </w:rPr>
+        <w:t xml:space="preserve">· </w:t>
+      </w:r>
+      <w:r>
+        <w:rPr w:rFonts="맑은 고딕">
+          <w:rFonts w:ascii="맑은 고딕" w:hAnsi="맑은 고딕" w:eastAsia="맑은 고딕"/>
+          <w:b/>
+          <w:color w:val="1F2937"/>
+          <w:sz w:val="21"/>
+        </w:rPr>
+        <w:t xml:space="preserve">앨범명: </w:t>
+      </w:r>
       <w:r>
         <w:rPr w:rFonts="맑은 고딕">
           <w:rFonts w:ascii="맑은 고딕" w:hAnsi="맑은 고딕" w:eastAsia="맑은 고딕"/>
           <w:b w:val="0"/>
           <w:sz w:val="21"/>
         </w:rPr>
-        <w:t>이 음반의 음악적 핵심은 초기 드럼 머신의 신선하고 일정한 비트, 리드미컬한 카팅 기타 리프, 그리고 조지 맥크레이 특유의 감미롭고 매혹적인 팔세토(가성) 보컬의 완벽한 조화에 있습니다. 세계적으로 1천만 장 이상의 판매고를 올리며 빌보드 핫 100 차트 정상에 오른 타이틀곡 "Rock Your Baby"는 자극적이지 않으면서도 부드럽게 감겨오는 템포 위에 맥크레이의 섬세한 음색이 더해져, 감상자에게 우아하면서도 관능적인 그루브를 선사합니다.</w:t>
+        <w:t>Rock Your Baby</w:t>
       </w:r>
     </w:p>
     <w:p>
       <w:pPr>
-        <w:spacing w:line="312" w:lineRule="auto" w:after="120"/>
+        <w:spacing w:line="324" w:lineRule="auto" w:after="80"/>
       </w:pPr>
+      <w:r>
+        <w:rPr w:rFonts="맑은 고딕">
+          <w:rFonts w:ascii="맑은 고딕" w:hAnsi="맑은 고딕" w:eastAsia="맑은 고딕"/>
+          <w:b w:val="0"/>
+          <w:color w:val="6B7280"/>
+          <w:sz w:val="21"/>
+        </w:rPr>
+        <w:t xml:space="preserve">· </w:t>
+      </w:r>
+      <w:r>
+        <w:rPr w:rFonts="맑은 고딕">
+          <w:rFonts w:ascii="맑은 고딕" w:hAnsi="맑은 고딕" w:eastAsia="맑은 고딕"/>
+          <w:b/>
+          <w:color w:val="1F2937"/>
+          <w:sz w:val="21"/>
+        </w:rPr>
+        <w:t xml:space="preserve">아티스트: </w:t>
+      </w:r>
       <w:r>
         <w:rPr w:rFonts="맑은 고딕">
           <w:rFonts w:ascii="맑은 고딕" w:hAnsi="맑은 고딕" w:eastAsia="맑은 고딕"/>
           <w:b w:val="0"/>
           <w:sz w:val="21"/>
         </w:rPr>
-        <w:t>타이틀곡의 그늘에 가려지지 않는 다른 수록곡들의 완성도 또한 매우 뛰어납니다. 차분하면서도 중독성 있는 리듬감이 돋보이는 "I Can't Leave You Alone"과 훗날 수많은 힙합 및 R&amp;B 아티스트들에게 샘플링되며 클래식으로 대접받은 "You Can Have It All", "I Get Lifted" 등은 70년대 초반 흑인 음악의 풍성한 감성을 담고 있습니다. 세련된 세션 연주와 풍부한 공간감은 아날로그 LP 특유의 따뜻한 질감과 어우러져 한층 더 깊은 청각적 만족감을 안겨줍니다.</w:t>
+        <w:t>George McCrae (조지 맥크래)</w:t>
       </w:r>
     </w:p>
     <w:p>
       <w:pPr>
-        <w:spacing w:line="312" w:lineRule="auto" w:after="120"/>
+        <w:spacing w:line="324" w:lineRule="auto" w:after="80"/>
       </w:pPr>
+      <w:r>
+        <w:rPr w:rFonts="맑은 고딕">
+          <w:rFonts w:ascii="맑은 고딕" w:hAnsi="맑은 고딕" w:eastAsia="맑은 고딕"/>
+          <w:b w:val="0"/>
+          <w:color w:val="6B7280"/>
+          <w:sz w:val="21"/>
+        </w:rPr>
+        <w:t xml:space="preserve">· </w:t>
+      </w:r>
+      <w:r>
+        <w:rPr w:rFonts="맑은 고딕">
+          <w:rFonts w:ascii="맑은 고딕" w:hAnsi="맑은 고딕" w:eastAsia="맑은 고딕"/>
+          <w:b/>
+          <w:color w:val="1F2937"/>
+          <w:sz w:val="21"/>
+        </w:rPr>
+        <w:t xml:space="preserve">발매 정보: </w:t>
+      </w:r>
       <w:r>
         <w:rPr w:rFonts="맑은 고딕">
           <w:rFonts w:ascii="맑은 고딕" w:hAnsi="맑은 고딕" w:eastAsia="맑은 고딕"/>
           <w:b w:val="0"/>
           <w:sz w:val="21"/>
         </w:rPr>
-        <w:t>《Rock Your Baby》는 단순한 댄스 음악 음반을 넘어, 전통적인 소울에서 현대적인 디스코로 이행하던 대중음악사의 결정적 순간을 선명하게 포착한 명작입니다. 반세기가 지난 지금 들어도 여전히 세련된 감각을 자랑하는 이 앨범은, LP 턴테이블의 바늘을 올리는 순간 청자를 1970년대 마이애미의 뜨겁고 낭만적인 밤으로 안내할 것입니다.</w:t>
+        <w:t>1974년 미국의 독창적인 소울 명가 T.K. 레코드(T.K. Records)를 통해 발표된 본작은, 훗날 '케이시 앤 더 선샤인 밴드'를 이끈 해리 웨인 케이시와 리처드 핀치가 작곡 및 프로듀싱을 맡아 마이애미 사운드의 정수를 집대성해 낸 역사적인 앨범입니다.</w:t>
+      </w:r>
+    </w:p>
+    <w:p>
+      <w:pPr>
+        <w:spacing w:line="324" w:lineRule="auto" w:after="80"/>
+      </w:pPr>
+      <w:r>
+        <w:rPr w:rFonts="맑은 고딕">
+          <w:rFonts w:ascii="맑은 고딕" w:hAnsi="맑은 고딕" w:eastAsia="맑은 고딕"/>
+          <w:b w:val="0"/>
+          <w:color w:val="6B7280"/>
+          <w:sz w:val="21"/>
+        </w:rPr>
+        <w:t xml:space="preserve">· </w:t>
+      </w:r>
+      <w:r>
+        <w:rPr w:rFonts="맑은 고딕">
+          <w:rFonts w:ascii="맑은 고딕" w:hAnsi="맑은 고딕" w:eastAsia="맑은 고딕"/>
+          <w:b/>
+          <w:color w:val="1F2937"/>
+          <w:sz w:val="21"/>
+        </w:rPr>
+        <w:t xml:space="preserve">LP 인기도(판매량): </w:t>
+      </w:r>
+      <w:r>
+        <w:rPr w:rFonts="맑은 고딕">
+          <w:rFonts w:ascii="맑은 고딕" w:hAnsi="맑은 고딕" w:eastAsia="맑은 고딕"/>
+          <w:b w:val="0"/>
+          <w:sz w:val="21"/>
+        </w:rPr>
+        <w:t>타이틀곡 'Rock Your Baby'는 발매와 동시에 미국 빌보드 핫 100과 R&amp;B 차트, 영국 싱글 차트 1위를 동시 석권하였으며, 전 세계적으로 1,100만 장 이상의 경이적인 판매고를 기록하며 대중음악계를 뒤흔들었습니다.</w:t>
+      </w:r>
+    </w:p>
+    <w:p>
+      <w:pPr>
+        <w:spacing w:line="324" w:lineRule="auto" w:after="80"/>
+      </w:pPr>
+      <w:r>
+        <w:rPr w:rFonts="맑은 고딕">
+          <w:rFonts w:ascii="맑은 고딕" w:hAnsi="맑은 고딕" w:eastAsia="맑은 고딕"/>
+          <w:b w:val="0"/>
+          <w:color w:val="6B7280"/>
+          <w:sz w:val="21"/>
+        </w:rPr>
+        <w:t xml:space="preserve">· </w:t>
+      </w:r>
+      <w:r>
+        <w:rPr w:rFonts="맑은 고딕">
+          <w:rFonts w:ascii="맑은 고딕" w:hAnsi="맑은 고딕" w:eastAsia="맑은 고딕"/>
+          <w:b/>
+          <w:color w:val="1F2937"/>
+          <w:sz w:val="21"/>
+        </w:rPr>
+        <w:t xml:space="preserve">각종 수상경력: </w:t>
+      </w:r>
+      <w:r>
+        <w:rPr w:rFonts="맑은 고딕">
+          <w:rFonts w:ascii="맑은 고딕" w:hAnsi="맑은 고딕" w:eastAsia="맑은 고딕"/>
+          <w:b w:val="0"/>
+          <w:sz w:val="21"/>
+        </w:rPr>
+        <w:t>1975년 제17회 그래미 어워드 '최우수 남성 R&amp;B 보컬 퍼포먼스(Best Male R&amp;B Vocal Performance)' 부문에 노미네이트되었으며, 롤링 스톤을 비롯한 유수의 음악 평단으로부터 '디스코 시대를 개막한 역사상 가장 중요한 명반' 중 하나로 확고한 권위를 인정받고 있습니다.</w:t>
+      </w:r>
+    </w:p>
+    <w:p>
+      <w:pPr>
+        <w:spacing w:line="324" w:lineRule="auto" w:before="200" w:after="80"/>
+      </w:pPr>
+      <w:r>
+        <w:rPr w:rFonts="맑은 고딕">
+          <w:rFonts w:ascii="맑은 고딕" w:hAnsi="맑은 고딕" w:eastAsia="맑은 고딕"/>
+          <w:b/>
+          <w:color w:val="1E3A8A"/>
+          <w:sz w:val="24"/>
+        </w:rPr>
+        <w:t>2. 아티스트 정보</w:t>
+      </w:r>
+    </w:p>
+    <w:p>
+      <w:pPr>
+        <w:spacing w:line="324" w:lineRule="auto" w:after="80"/>
+      </w:pPr>
+      <w:r>
+        <w:rPr w:rFonts="맑은 고딕">
+          <w:rFonts w:ascii="맑은 고딕" w:hAnsi="맑은 고딕" w:eastAsia="맑은 고딕"/>
+          <w:b w:val="0"/>
+          <w:color w:val="6B7280"/>
+          <w:sz w:val="21"/>
+        </w:rPr>
+        <w:t xml:space="preserve">· </w:t>
+      </w:r>
+      <w:r>
+        <w:rPr w:rFonts="맑은 고딕">
+          <w:rFonts w:ascii="맑은 고딕" w:hAnsi="맑은 고딕" w:eastAsia="맑은 고딕"/>
+          <w:b/>
+          <w:color w:val="1F2937"/>
+          <w:sz w:val="21"/>
+        </w:rPr>
+        <w:t xml:space="preserve">국적: </w:t>
+      </w:r>
+      <w:r>
+        <w:rPr w:rFonts="맑은 고딕">
+          <w:rFonts w:ascii="맑은 고딕" w:hAnsi="맑은 고딕" w:eastAsia="맑은 고딕"/>
+          <w:b w:val="0"/>
+          <w:sz w:val="21"/>
+        </w:rPr>
+        <w:t>미국</w:t>
+      </w:r>
+    </w:p>
+    <w:p>
+      <w:pPr>
+        <w:spacing w:line="324" w:lineRule="auto" w:after="80"/>
+      </w:pPr>
+      <w:r>
+        <w:rPr w:rFonts="맑은 고딕">
+          <w:rFonts w:ascii="맑은 고딕" w:hAnsi="맑은 고딕" w:eastAsia="맑은 고딕"/>
+          <w:b w:val="0"/>
+          <w:color w:val="6B7280"/>
+          <w:sz w:val="21"/>
+        </w:rPr>
+        <w:t xml:space="preserve">· </w:t>
+      </w:r>
+      <w:r>
+        <w:rPr w:rFonts="맑은 고딕">
+          <w:rFonts w:ascii="맑은 고딕" w:hAnsi="맑은 고딕" w:eastAsia="맑은 고딕"/>
+          <w:b/>
+          <w:color w:val="1F2937"/>
+          <w:sz w:val="21"/>
+        </w:rPr>
+        <w:t xml:space="preserve">생몰년도: </w:t>
+      </w:r>
+      <w:r>
+        <w:rPr w:rFonts="맑은 고딕">
+          <w:rFonts w:ascii="맑은 고딕" w:hAnsi="맑은 고딕" w:eastAsia="맑은 고딕"/>
+          <w:b w:val="0"/>
+          <w:sz w:val="21"/>
+        </w:rPr>
+        <w:t>1944년 10월 19일 ~ 현재</w:t>
+      </w:r>
+    </w:p>
+    <w:p>
+      <w:pPr>
+        <w:spacing w:line="324" w:lineRule="auto" w:after="80"/>
+      </w:pPr>
+      <w:r>
+        <w:rPr w:rFonts="맑은 고딕">
+          <w:rFonts w:ascii="맑은 고딕" w:hAnsi="맑은 고딕" w:eastAsia="맑은 고딕"/>
+          <w:b w:val="0"/>
+          <w:color w:val="6B7280"/>
+          <w:sz w:val="21"/>
+        </w:rPr>
+        <w:t xml:space="preserve">· </w:t>
+      </w:r>
+      <w:r>
+        <w:rPr w:rFonts="맑은 고딕">
+          <w:rFonts w:ascii="맑은 고딕" w:hAnsi="맑은 고딕" w:eastAsia="맑은 고딕"/>
+          <w:b/>
+          <w:color w:val="1F2937"/>
+          <w:sz w:val="21"/>
+        </w:rPr>
+        <w:t xml:space="preserve">그룹 소속: </w:t>
+      </w:r>
+      <w:r>
+        <w:rPr w:rFonts="맑은 고딕">
+          <w:rFonts w:ascii="맑은 고딕" w:hAnsi="맑은 고딕" w:eastAsia="맑은 고딕"/>
+          <w:b w:val="0"/>
+          <w:sz w:val="21"/>
+        </w:rPr>
+        <w:t>솔로</w:t>
+      </w:r>
+    </w:p>
+    <w:p>
+      <w:pPr>
+        <w:spacing w:line="324" w:lineRule="auto" w:after="80"/>
+      </w:pPr>
+      <w:r>
+        <w:rPr w:rFonts="맑은 고딕">
+          <w:rFonts w:ascii="맑은 고딕" w:hAnsi="맑은 고딕" w:eastAsia="맑은 고딕"/>
+          <w:b w:val="0"/>
+          <w:color w:val="6B7280"/>
+          <w:sz w:val="21"/>
+        </w:rPr>
+        <w:t xml:space="preserve">· </w:t>
+      </w:r>
+      <w:r>
+        <w:rPr w:rFonts="맑은 고딕">
+          <w:rFonts w:ascii="맑은 고딕" w:hAnsi="맑은 고딕" w:eastAsia="맑은 고딕"/>
+          <w:b/>
+          <w:color w:val="1F2937"/>
+          <w:sz w:val="21"/>
+        </w:rPr>
+        <w:t xml:space="preserve">아티스트 소개: </w:t>
+      </w:r>
+      <w:r>
+        <w:rPr w:rFonts="맑은 고딕">
+          <w:rFonts w:ascii="맑은 고딕" w:hAnsi="맑은 고딕" w:eastAsia="맑은 고딕"/>
+          <w:b w:val="0"/>
+          <w:sz w:val="21"/>
+        </w:rPr>
+        <w:t>조지 맥크래는 벨벳처럼 섬세하고 투명한 고음의 팔세토 창법을 자유자재로 구사하며 흑인 음악의 품격을 한 단계 끌어올린 걸출한 보컬리스트입니다. 가스펠의 깊은 울림과 세련된 팝 감각을 절묘하게 융합하여 마이애미 소울을 세계적인 조류로 탈바꿈시킨 주역으로, 팝 음악사에 불멸의 족적을 남겼습니다.</w:t>
+      </w:r>
+    </w:p>
+    <w:p>
+      <w:pPr>
+        <w:spacing w:line="324" w:lineRule="auto" w:before="200" w:after="80"/>
+      </w:pPr>
+      <w:r>
+        <w:rPr w:rFonts="맑은 고딕">
+          <w:rFonts w:ascii="맑은 고딕" w:hAnsi="맑은 고딕" w:eastAsia="맑은 고딕"/>
+          <w:b/>
+          <w:color w:val="1E3A8A"/>
+          <w:sz w:val="24"/>
+        </w:rPr>
+        <w:t>3. 음반 상세 분석</w:t>
+      </w:r>
+    </w:p>
+    <w:p>
+      <w:pPr>
+        <w:spacing w:line="324" w:lineRule="auto" w:after="80"/>
+      </w:pPr>
+      <w:r>
+        <w:rPr w:rFonts="맑은 고딕">
+          <w:rFonts w:ascii="맑은 고딕" w:hAnsi="맑은 고딕" w:eastAsia="맑은 고딕"/>
+          <w:b w:val="0"/>
+          <w:color w:val="6B7280"/>
+          <w:sz w:val="21"/>
+        </w:rPr>
+        <w:t xml:space="preserve">· </w:t>
+      </w:r>
+      <w:r>
+        <w:rPr w:rFonts="맑은 고딕">
+          <w:rFonts w:ascii="맑은 고딕" w:hAnsi="맑은 고딕" w:eastAsia="맑은 고딕"/>
+          <w:b/>
+          <w:color w:val="1F2937"/>
+          <w:sz w:val="21"/>
+        </w:rPr>
+        <w:t xml:space="preserve">역사적 위치: </w:t>
+      </w:r>
+      <w:r>
+        <w:rPr w:rFonts="맑은 고딕">
+          <w:rFonts w:ascii="맑은 고딕" w:hAnsi="맑은 고딕" w:eastAsia="맑은 고딕"/>
+          <w:b w:val="0"/>
+          <w:sz w:val="21"/>
+        </w:rPr>
+        <w:t>본 앨범은 1960~70년대 초반의 정통 모타운 및 필라델피아 소울의 낭만을 댄서블한 리듬 중심의 현대 팝으로 이끈 결정적인 교량입니다. 단순한 댄스 음악에 머물지 않고 정교하고 유려한 멜로디 라인을 유지함으로써, 상업적 대성공과 음악적 완성도를 완벽하게 조화시킨 70년대 팝/소울 음악의 정점으로 평가받습니다.</w:t>
+      </w:r>
+    </w:p>
+    <w:p>
+      <w:pPr>
+        <w:spacing w:line="324" w:lineRule="auto" w:after="80"/>
+      </w:pPr>
+      <w:r>
+        <w:rPr w:rFonts="맑은 고딕">
+          <w:rFonts w:ascii="맑은 고딕" w:hAnsi="맑은 고딕" w:eastAsia="맑은 고딕"/>
+          <w:b w:val="0"/>
+          <w:color w:val="6B7280"/>
+          <w:sz w:val="21"/>
+        </w:rPr>
+        <w:t xml:space="preserve">· </w:t>
+      </w:r>
+      <w:r>
+        <w:rPr w:rFonts="맑은 고딕">
+          <w:rFonts w:ascii="맑은 고딕" w:hAnsi="맑은 고딕" w:eastAsia="맑은 고딕"/>
+          <w:b/>
+          <w:color w:val="1F2937"/>
+          <w:sz w:val="21"/>
+        </w:rPr>
+        <w:t xml:space="preserve">시대의 흔적(스토리텔링): </w:t>
+      </w:r>
+      <w:r>
+        <w:rPr w:rFonts="맑은 고딕">
+          <w:rFonts w:ascii="맑은 고딕" w:hAnsi="맑은 고딕" w:eastAsia="맑은 고딕"/>
+          <w:b w:val="0"/>
+          <w:sz w:val="21"/>
+        </w:rPr>
+        <w:t>1970년대 중반, 오일쇼크와 베트남 전쟁의 우울한 그림자 아래 지쳐 있던 청춘들에게 이 음반의 나른하면서도 따사로운 그루브는 달콤한 해방구이자 치유의 멜로디였습니다. 반짝이는 미러볼 아래서 서로의 손을 맞잡던 젊은 날의 낭만과, 한여름 밤 라디오 전파를 타고 번지던 감미로운 설렘이 바이닐의 소리골마다 짙게 배어 있습니다.</w:t>
+      </w:r>
+    </w:p>
+    <w:p>
+      <w:pPr>
+        <w:spacing w:line="324" w:lineRule="auto" w:before="200" w:after="80"/>
+      </w:pPr>
+      <w:r>
+        <w:rPr w:rFonts="맑은 고딕">
+          <w:rFonts w:ascii="맑은 고딕" w:hAnsi="맑은 고딕" w:eastAsia="맑은 고딕"/>
+          <w:b/>
+          <w:color w:val="1E3A8A"/>
+          <w:sz w:val="24"/>
+        </w:rPr>
+        <w:t>4. 주요 수록곡 및 감상 제언</w:t>
+      </w:r>
+    </w:p>
+    <w:p>
+      <w:pPr>
+        <w:spacing w:line="324" w:lineRule="auto" w:after="80"/>
+      </w:pPr>
+      <w:r>
+        <w:rPr w:rFonts="맑은 고딕">
+          <w:rFonts w:ascii="맑은 고딕" w:hAnsi="맑은 고딕" w:eastAsia="맑은 고딕"/>
+          <w:b w:val="0"/>
+          <w:color w:val="6B7280"/>
+          <w:sz w:val="21"/>
+        </w:rPr>
+        <w:t xml:space="preserve">· </w:t>
+      </w:r>
+      <w:r>
+        <w:rPr w:rFonts="맑은 고딕">
+          <w:rFonts w:ascii="맑은 고딕" w:hAnsi="맑은 고딕" w:eastAsia="맑은 고딕"/>
+          <w:b/>
+          <w:color w:val="1F2937"/>
+          <w:sz w:val="21"/>
+        </w:rPr>
+        <w:t xml:space="preserve">주요 수록곡 특징: </w:t>
+      </w:r>
+      <w:r>
+        <w:rPr w:rFonts="맑은 고딕">
+          <w:rFonts w:ascii="맑은 고딕" w:hAnsi="맑은 고딕" w:eastAsia="맑은 고딕"/>
+          <w:b w:val="0"/>
+          <w:sz w:val="21"/>
+        </w:rPr>
+        <w:t>초기 드럼 머신의 독특한 찰랑임 위로 감미로운 속삭임이 흐르는 영원한 클래식 ‘Rock Your Baby’를 비롯하여, 펑키한 브라스와 절정의 활력이 돋보이는 ‘I Can't Leave You Alone’, 그리고 훗날 수많은 뮤지션에게 영감을 주며 네오 소울의 원형으로 손꼽히는 농밀한 그루브의 ‘I Get Lifted’ 등 수록곡 전편이 눈부신 서정성과 리듬감을 자랑합니다.</w:t>
+      </w:r>
+    </w:p>
+    <w:p>
+      <w:pPr>
+        <w:spacing w:line="324" w:lineRule="auto" w:after="80"/>
+      </w:pPr>
+      <w:r>
+        <w:rPr w:rFonts="맑은 고딕">
+          <w:rFonts w:ascii="맑은 고딕" w:hAnsi="맑은 고딕" w:eastAsia="맑은 고딕"/>
+          <w:b w:val="0"/>
+          <w:color w:val="6B7280"/>
+          <w:sz w:val="21"/>
+        </w:rPr>
+        <w:t xml:space="preserve">· </w:t>
+      </w:r>
+      <w:r>
+        <w:rPr w:rFonts="맑은 고딕">
+          <w:rFonts w:ascii="맑은 고딕" w:hAnsi="맑은 고딕" w:eastAsia="맑은 고딕"/>
+          <w:b/>
+          <w:color w:val="1F2937"/>
+          <w:sz w:val="21"/>
+        </w:rPr>
+        <w:t xml:space="preserve">빈티지 감상 제언: </w:t>
+      </w:r>
+      <w:r>
+        <w:rPr w:rFonts="맑은 고딕">
+          <w:rFonts w:ascii="맑은 고딕" w:hAnsi="맑은 고딕" w:eastAsia="맑은 고딕"/>
+          <w:b w:val="0"/>
+          <w:sz w:val="21"/>
+        </w:rPr>
+        <w:t>진공관 앰프의 온화한 불빛과 턴테이블의 회전이 만들어내는 아날로그 무대 위에서 이 음반은 진정한 생명력을 얻습니다. 조지 맥크래의 숨결 하나까지 포착해 내는 진공관 특유의 도톰한 중음역과 풍성하게 퍼지는 아날로그 베이스 라인은, 디지털 음원에서는 느낄 수 없는 그윽하고 매혹적인 공간감을 선사합니다.</w:t>
+      </w:r>
+    </w:p>
+    <w:p>
+      <w:pPr>
+        <w:spacing w:line="324" w:lineRule="auto" w:after="80"/>
+      </w:pPr>
+      <w:r>
+        <w:rPr w:rFonts="맑은 고딕">
+          <w:rFonts w:ascii="맑은 고딕" w:hAnsi="맑은 고딕" w:eastAsia="맑은 고딕"/>
+          <w:b w:val="0"/>
+          <w:color w:val="6B7280"/>
+          <w:sz w:val="21"/>
+        </w:rPr>
+        <w:t xml:space="preserve">· </w:t>
+      </w:r>
+      <w:r>
+        <w:rPr w:rFonts="맑은 고딕">
+          <w:rFonts w:ascii="맑은 고딕" w:hAnsi="맑은 고딕" w:eastAsia="맑은 고딕"/>
+          <w:b/>
+          <w:color w:val="1F2937"/>
+          <w:sz w:val="21"/>
+        </w:rPr>
+        <w:t xml:space="preserve">소장 가치: </w:t>
+      </w:r>
+      <w:r>
+        <w:rPr w:rFonts="맑은 고딕">
+          <w:rFonts w:ascii="맑은 고딕" w:hAnsi="맑은 고딕" w:eastAsia="맑은 고딕"/>
+          <w:b w:val="0"/>
+          <w:sz w:val="21"/>
+        </w:rPr>
+        <w:t>현대 댄스 팝과 R&amp;B의 기틀을 마련한 기념비적 사료이자, 1970년대 마이애미 소울의 황금기를 대변하는 상징적인 명반입니다. 세월의 풍화를 견뎌낸 세련된 사운드와 탁월한 보컬의 가치는 LP 컬렉터의 음악 서재에 반드시 자리해야 할 품격 높은 미학적 가치를 증명합니다.</w:t>
+      </w:r>
+    </w:p>
+    <w:p>
+      <w:pPr>
+        <w:spacing w:line="324" w:lineRule="auto" w:after="120" w:before="160"/>
+      </w:pPr>
+      <w:r>
+        <w:rPr w:rFonts="맑은 고딕">
+          <w:rFonts w:ascii="맑은 고딕" w:hAnsi="맑은 고딕" w:eastAsia="맑은 고딕"/>
+          <w:b/>
+          <w:color w:val="4338CA"/>
+          <w:sz w:val="21"/>
+        </w:rPr>
+        <w:t>이 음반을 통해 1970년대 마이애미의 따스한 노을빛 그루브와 조지 맥크래의 순수한 가성이 전해주는 감동을 다시 한번 경험해 보시는 것은 어떨까요?</w:t>
       </w:r>
     </w:p>
     <w:sectPr>
       <w:pgSz w:w="12240" w:h="15840"/>
-      <w:pgMar w:top="1440" w:right="1440" w:bottom="1440" w:left="1440" w:header="720" w:footer="720" w:gutter="0"/>
+      <w:pgMar w:top="1152" w:right="1296" w:bottom="1152" w:left="1296" w:header="720" w:footer="720" w:gutter="0"/>
       <w:cols w:space="720"/>
       <w:docGrid w:linePitch="360"/>
     </w:sectPr>

--- a/word_reports/LP_0156_위치_348_George McCrae_Rock Your B.docx
+++ b/word_reports/LP_0156_위치_348_George McCrae_Rock Your B.docx
@@ -32,7 +32,7 @@
     </w:p>
     <w:p>
       <w:pPr>
-        <w:spacing w:line="324" w:lineRule="auto" w:before="80" w:after="160"/>
+        <w:spacing w:line="324" w:lineRule="auto" w:before="80" w:after="120"/>
       </w:pPr>
       <w:r>
         <w:rPr w:rFonts="맑은 고딕">
@@ -42,13 +42,6 @@
           <w:sz w:val="22"/>
         </w:rPr>
         <w:t xml:space="preserve">[음반 소개] </w:t>
-      </w:r>
-      <w:r>
-        <w:rPr w:rFonts="맑은 고딕">
-          <w:rFonts w:ascii="맑은 고딕" w:hAnsi="맑은 고딕" w:eastAsia="맑은 고딕"/>
-          <w:b w:val="0"/>
-          <w:sz w:val="21"/>
-        </w:rPr>
       </w:r>
     </w:p>
     <w:p>
@@ -61,7 +54,33 @@
           <w:b w:val="0"/>
           <w:sz w:val="21"/>
         </w:rPr>
-        <w:t>1974년 마이애미의 따스한 태양과 밤의 열기가 교차하는 지점에서 탄생한 조지 맥크래의 《Rock Your Baby》는 깊은 소울의 서정과 디스코의 찬연한 새벽을 잇는 기념비적인 명반입니다. 귓가를 부드럽게 감싸 안는 실크 같은 팔세토 보컬과 미니멀하면서도 감각적인 아날로그 그루브는 전 세계 수많은 애호가들의 가슴에 영원히 지지 않는 설렘의 파도를 일으켰습니다. 찰나의 유행을 초월하여 시대의 공기 자체를 전환했던 이 음반은, 반세기가 지난 오늘날에도 턴테이블 위에서 농밀한 온기를 발산하며 아날로그 팝 음악의 황금기를 증언하고 있습니다.</w:t>
+        <w:t>1974년 여름, 대서양의 훈풍이 불어오는 플로리다 마이애미의 작은 스튜디오에서 대중음악사의 흐름을 영원히 바꾸어 놓을 기적 같은 순간이 태동했습니다. 당시 베트남 전쟁의 짙은 그늘과 경제적 침체로 지쳐 있던 시대의 공기 속에서, 조지 맥크래의 데뷔 앨범 《Rock Your Baby》는 그늘진 청춘들의 영혼을 따스하게 어루만지는 한 줄기 눈부신 햇살처럼 세상에 강림했습니다. 훗날 케이시 앤 더 선샤인 밴드(KC and the Sunshine Band)의 주역이 되는 해리 웨인 케이시와 리처드 핀치가 빚어낸 감각적인 선율 위에, 해군 제대 후 오랜 무명의 세월을 견뎌온 조지 맥크래의 목소리가 얹어지는 순간, '마이애미 사운드'라는 새로운 음악적 지평이 열렸습니다.</w:t>
+      </w:r>
+    </w:p>
+    <w:p>
+      <w:pPr>
+        <w:spacing w:line="324" w:lineRule="auto" w:after="120"/>
+      </w:pPr>
+      <w:r>
+        <w:rPr w:rFonts="맑은 고딕">
+          <w:rFonts w:ascii="맑은 고딕" w:hAnsi="맑은 고딕" w:eastAsia="맑은 고딕"/>
+          <w:b w:val="0"/>
+          <w:sz w:val="21"/>
+        </w:rPr>
+        <w:t>이 음반은 흑인 음악의 뿌리 깊은 소울(Soul)과 남부 특유의 끈적한 R&amp;B, 그리고 막 태동하기 시작한 디스코(Disco)의 리듬이 가장 순수하고 완벽한 형태로 조우한 결정체입니다. 음반을 관통하는 조지 맥크래의 예술적 철학은 결코 과시적이거나 자극적이지 않습니다. 그는 화려한 기교 대신, 마치 사랑하는 이의 귓가에 속삭이듯 섬세하고 감미로운 하이 톤의 가성(Falsetto)을 통해 인간 본연의 다정함과 순수한 사랑의 떨림을 '요람의 흔들림(Rock)'이라는 따스한 은유로 승화시켰습니다. 초창기 드럼 머신의 풋풋한 박동과 유려한 베이스라인, 그리고 이를 감싸는 벨벳 같은 보컬의 조화는 단순한 댄스 플로어의 흥분을 넘어 내면의 깊은 서정성을 자극합니다.</w:t>
+      </w:r>
+    </w:p>
+    <w:p>
+      <w:pPr>
+        <w:spacing w:line="324" w:lineRule="auto" w:after="120"/>
+      </w:pPr>
+      <w:r>
+        <w:rPr w:rFonts="맑은 고딕">
+          <w:rFonts w:ascii="맑은 고딕" w:hAnsi="맑은 고딕" w:eastAsia="맑은 고딕"/>
+          <w:b w:val="0"/>
+          <w:sz w:val="21"/>
+        </w:rPr>
+        <w:t>발매된 지 반세기가 흐른 오늘날에도 이 음반이 건네는 아날로그적 온기는 조금도 바래지 않았습니다. 낡은 턴테이블의 바늘이 회전하는 바이닐의 소리골을 타고 흐르는 순간, 1970년대 마이애미 해변의 황혼과 젊은 날의 순수한 낭만이 고스란히 거실 안으로 번져옵니다. 《Rock Your Baby》는 팝 음악계에 디스코의 여명을 밝힌 불멸의 역사적 이정표이자, 세대를 초월하여 지친 현대인의 심신을 다정하게 흔들어 재워주는 영원한 소울의 자장가입니다.</w:t>
       </w:r>
     </w:p>
     <w:p>
@@ -168,7 +187,7 @@
           <w:b w:val="0"/>
           <w:sz w:val="21"/>
         </w:rPr>
-        <w:t>1974년 미국의 독창적인 소울 명가 T.K. 레코드(T.K. Records)를 통해 발표된 본작은, 훗날 '케이시 앤 더 선샤인 밴드'를 이끈 해리 웨인 케이시와 리처드 핀치가 작곡 및 프로듀싱을 맡아 마이애미 사운드의 정수를 집대성해 낸 역사적인 앨범입니다.</w:t>
+        <w:t>1974년 플로리다 마이애미의 전설적인 인디 레이블 T.K. 레코드(TK Records)에서 발매되었으며, 마이애미 특유의 밝고 경쾌한 선샤인 사운드와 초기 디스코의 원형을 정립한 기념비적 정규 데뷔 음반.</w:t>
       </w:r>
     </w:p>
     <w:p>
@@ -199,7 +218,7 @@
           <w:b w:val="0"/>
           <w:sz w:val="21"/>
         </w:rPr>
-        <w:t>타이틀곡 'Rock Your Baby'는 발매와 동시에 미국 빌보드 핫 100과 R&amp;B 차트, 영국 싱글 차트 1위를 동시 석권하였으며, 전 세계적으로 1,100만 장 이상의 경이적인 판매고를 기록하며 대중음악계를 뒤흔들었습니다.</w:t>
+        <w:t>동명의 타이틀 싱글이 전 세계 50여 개국에서 차트 1위를 휩쓸며 1,100만 장 이상의 경이적인 판매고를 기록하였고, LP 앨범 역시 미국 빌보드 R&amp;B 앨범 차트 7위에 오르는 등 세계적인 플래티넘 히트를 달성.</w:t>
       </w:r>
     </w:p>
     <w:p>
@@ -230,7 +249,7 @@
           <w:b w:val="0"/>
           <w:sz w:val="21"/>
         </w:rPr>
-        <w:t>1975년 제17회 그래미 어워드 '최우수 남성 R&amp;B 보컬 퍼포먼스(Best Male R&amp;B Vocal Performance)' 부문에 노미네이트되었으며, 롤링 스톤을 비롯한 유수의 음악 평단으로부터 '디스코 시대를 개막한 역사상 가장 중요한 명반' 중 하나로 확고한 권위를 인정받고 있습니다.</w:t>
+        <w:t>1975년 제17회 그래미 어워드 '최우수 남성 R&amp;B 보컬 퍼포먼스(Best R&amp;B Vocal Performance, Male)' 부문 노미네이트, 유수 음악 전문지 롤링 스톤(Rolling Stone) 선정 '1974년 올해의 노래(Single of the Year)' 등극.</w:t>
       </w:r>
     </w:p>
     <w:p>
@@ -275,7 +294,7 @@
           <w:b w:val="0"/>
           <w:sz w:val="21"/>
         </w:rPr>
-        <w:t>미국</w:t>
+        <w:t>미국 (플로리다주 웨스트팜비치)</w:t>
       </w:r>
     </w:p>
     <w:p>
@@ -337,7 +356,7 @@
           <w:b w:val="0"/>
           <w:sz w:val="21"/>
         </w:rPr>
-        <w:t>솔로</w:t>
+        <w:t>솔로 (초기 그룹 The Jivin' Machine 활동)</w:t>
       </w:r>
     </w:p>
     <w:p>
@@ -368,7 +387,7 @@
           <w:b w:val="0"/>
           <w:sz w:val="21"/>
         </w:rPr>
-        <w:t>조지 맥크래는 벨벳처럼 섬세하고 투명한 고음의 팔세토 창법을 자유자재로 구사하며 흑인 음악의 품격을 한 단계 끌어올린 걸출한 보컬리스트입니다. 가스펠의 깊은 울림과 세련된 팝 감각을 절묘하게 융합하여 마이애미 소울을 세계적인 조류로 탈바꿈시킨 주역으로, 팝 음악사에 불멸의 족적을 남겼습니다.</w:t>
+        <w:t>조지 맥크래는 깃털처럼 부드럽고 호소력 짙은 하이 톤 팔세토 창법으로 1970년대 팝과 흑인 소울 음악의 경계를 유려하게 허문 독보적인 보컬리스트입니다. 깊이 있는 서던 소울의 감성과 도회적인 세련미를 결합하여 디스코 음악의 황금기를 개척한 불멸의 선구자로 평가받고 있습니다.</w:t>
       </w:r>
     </w:p>
     <w:p>
@@ -413,7 +432,7 @@
           <w:b w:val="0"/>
           <w:sz w:val="21"/>
         </w:rPr>
-        <w:t>본 앨범은 1960~70년대 초반의 정통 모타운 및 필라델피아 소울의 낭만을 댄서블한 리듬 중심의 현대 팝으로 이끈 결정적인 교량입니다. 단순한 댄스 음악에 머물지 않고 정교하고 유려한 멜로디 라인을 유지함으로써, 상업적 대성공과 음악적 완성도를 완벽하게 조화시킨 70년대 팝/소울 음악의 정점으로 평가받습니다.</w:t>
+        <w:t>모타운과 필라델피아 소울의 맥락을 잇는 동시에, 초기 롤랜드 리듬 박스(드럼 머신)의 미니멀한 비트와 리얼 훵크 세션을 접목하여 팝 음악사에서 '디스코 붐'을 점화한 최초의 기폭제이자 장르적 교과서로 평가받습니다.</w:t>
       </w:r>
     </w:p>
     <w:p>
@@ -444,7 +463,7 @@
           <w:b w:val="0"/>
           <w:sz w:val="21"/>
         </w:rPr>
-        <w:t>1970년대 중반, 오일쇼크와 베트남 전쟁의 우울한 그림자 아래 지쳐 있던 청춘들에게 이 음반의 나른하면서도 따사로운 그루브는 달콤한 해방구이자 치유의 멜로디였습니다. 반짝이는 미러볼 아래서 서로의 손을 맞잡던 젊은 날의 낭만과, 한여름 밤 라디오 전파를 타고 번지던 감미로운 설렘이 바이닐의 소리골마다 짙게 배어 있습니다.</w:t>
+        <w:t>1970년대 중반 베트남 종전 직후의 혼란과 오일 쇼크로 침체되었던 청년들에게 춤과 음악을 통한 순수한 탈출구를 선사했습니다. 플로리다의 밤바다, 네온사인 아래 춤추던 청춘들의 순진무구한 열기와 낭만적 해방감이 고스란히 각인되어 있습니다.</w:t>
       </w:r>
     </w:p>
     <w:p>
@@ -489,7 +508,99 @@
           <w:b w:val="0"/>
           <w:sz w:val="21"/>
         </w:rPr>
-        <w:t>초기 드럼 머신의 독특한 찰랑임 위로 감미로운 속삭임이 흐르는 영원한 클래식 ‘Rock Your Baby’를 비롯하여, 펑키한 브라스와 절정의 활력이 돋보이는 ‘I Can't Leave You Alone’, 그리고 훗날 수많은 뮤지션에게 영감을 주며 네오 소울의 원형으로 손꼽히는 농밀한 그루브의 ‘I Get Lifted’ 등 수록곡 전편이 눈부신 서정성과 리듬감을 자랑합니다.</w:t>
+      </w:r>
+    </w:p>
+    <w:p>
+      <w:pPr>
+        <w:spacing w:line="324" w:lineRule="auto" w:after="80"/>
+      </w:pPr>
+      <w:r>
+        <w:rPr w:rFonts="맑은 고딕">
+          <w:rFonts w:ascii="맑은 고딕" w:hAnsi="맑은 고딕" w:eastAsia="맑은 고딕"/>
+          <w:b w:val="0"/>
+          <w:color w:val="6B7280"/>
+          <w:sz w:val="21"/>
+        </w:rPr>
+        <w:t xml:space="preserve">· </w:t>
+      </w:r>
+      <w:r>
+        <w:rPr w:rFonts="맑은 고딕">
+          <w:rFonts w:ascii="맑은 고딕" w:hAnsi="맑은 고딕" w:eastAsia="맑은 고딕"/>
+          <w:b/>
+          <w:color w:val="1F2937"/>
+          <w:sz w:val="21"/>
+        </w:rPr>
+        <w:t xml:space="preserve">"Rock Your Baby": </w:t>
+      </w:r>
+      <w:r>
+        <w:rPr w:rFonts="맑은 고딕">
+          <w:rFonts w:ascii="맑은 고딕" w:hAnsi="맑은 고딕" w:eastAsia="맑은 고딕"/>
+          <w:b w:val="0"/>
+          <w:sz w:val="21"/>
+        </w:rPr>
+        <w:t>간결하고 세련된 기타 커팅 리프와 부드러운 가성이 완벽한 앙상블을 이루며 시대를 초월한 서정적 그루브를 뽐내는 역사적 타이틀 명곡.</w:t>
+      </w:r>
+    </w:p>
+    <w:p>
+      <w:pPr>
+        <w:spacing w:line="324" w:lineRule="auto" w:after="80"/>
+      </w:pPr>
+      <w:r>
+        <w:rPr w:rFonts="맑은 고딕">
+          <w:rFonts w:ascii="맑은 고딕" w:hAnsi="맑은 고딕" w:eastAsia="맑은 고딕"/>
+          <w:b w:val="0"/>
+          <w:color w:val="6B7280"/>
+          <w:sz w:val="21"/>
+        </w:rPr>
+        <w:t xml:space="preserve">· </w:t>
+      </w:r>
+      <w:r>
+        <w:rPr w:rFonts="맑은 고딕">
+          <w:rFonts w:ascii="맑은 고딕" w:hAnsi="맑은 고딕" w:eastAsia="맑은 고딕"/>
+          <w:b/>
+          <w:color w:val="1F2937"/>
+          <w:sz w:val="21"/>
+        </w:rPr>
+        <w:t xml:space="preserve">"I Can't Leave You Alone": </w:t>
+      </w:r>
+      <w:r>
+        <w:rPr w:rFonts="맑은 고딕">
+          <w:rFonts w:ascii="맑은 고딕" w:hAnsi="맑은 고딕" w:eastAsia="맑은 고딕"/>
+          <w:b w:val="0"/>
+          <w:sz w:val="21"/>
+        </w:rPr>
+        <w:t>질주하는 브라스 섹션과 역동적인 퍼커션이 어우러져 조지 맥크래의 폭발적이면서도 유연한 가창력을 웅변하는 훵키 댄스 트랙.</w:t>
+      </w:r>
+    </w:p>
+    <w:p>
+      <w:pPr>
+        <w:spacing w:line="324" w:lineRule="auto" w:after="80"/>
+      </w:pPr>
+      <w:r>
+        <w:rPr w:rFonts="맑은 고딕">
+          <w:rFonts w:ascii="맑은 고딕" w:hAnsi="맑은 고딕" w:eastAsia="맑은 고딕"/>
+          <w:b w:val="0"/>
+          <w:color w:val="6B7280"/>
+          <w:sz w:val="21"/>
+        </w:rPr>
+        <w:t xml:space="preserve">· </w:t>
+      </w:r>
+      <w:r>
+        <w:rPr w:rFonts="맑은 고딕">
+          <w:rFonts w:ascii="맑은 고딕" w:hAnsi="맑은 고딕" w:eastAsia="맑은 고딕"/>
+          <w:b/>
+          <w:color w:val="1F2937"/>
+          <w:sz w:val="21"/>
+        </w:rPr>
+        <w:t xml:space="preserve">"You Got My Love": </w:t>
+      </w:r>
+      <w:r>
+        <w:rPr w:rFonts="맑은 고딕">
+          <w:rFonts w:ascii="맑은 고딕" w:hAnsi="맑은 고딕" w:eastAsia="맑은 고딕"/>
+          <w:b w:val="0"/>
+          <w:sz w:val="21"/>
+        </w:rPr>
+        <w:t>서정적인 멜로디 라인 위에 깊은 소울의 정취를 녹여내어 보컬리스트로서의 섬세한 감정선을 증명하는 명품 발라드 넘버.</w:t>
       </w:r>
     </w:p>
     <w:p>
@@ -520,7 +631,7 @@
           <w:b w:val="0"/>
           <w:sz w:val="21"/>
         </w:rPr>
-        <w:t>진공관 앰프의 온화한 불빛과 턴테이블의 회전이 만들어내는 아날로그 무대 위에서 이 음반은 진정한 생명력을 얻습니다. 조지 맥크래의 숨결 하나까지 포착해 내는 진공관 특유의 도톰한 중음역과 풍성하게 퍼지는 아날로그 베이스 라인은, 디지털 음원에서는 느낄 수 없는 그윽하고 매혹적인 공간감을 선사합니다.</w:t>
+        <w:t>진공관 앰프 특유의 포근한 배음과 MM/MC 카트리지가 긁어내는 아날로그 저역의 울림 속에서 진가를 발휘합니다. 초기 리듬 머신의 투박하면서도 따스한 질감과 제롬 스미스(Jerome Smith)의 찰진 리듬 기타가 공간을 메우는 입체적인 울림에 귀를 기울이시길 권합니다.</w:t>
       </w:r>
     </w:p>
     <w:p>
@@ -551,7 +662,7 @@
           <w:b w:val="0"/>
           <w:sz w:val="21"/>
         </w:rPr>
-        <w:t>현대 댄스 팝과 R&amp;B의 기틀을 마련한 기념비적 사료이자, 1970년대 마이애미 소울의 황금기를 대변하는 상징적인 명반입니다. 세월의 풍화를 견뎌낸 세련된 사운드와 탁월한 보컬의 가치는 LP 컬렉터의 음악 서재에 반드시 자리해야 할 품격 높은 미학적 가치를 증명합니다.</w:t>
+        <w:t>현대 댄스 팝과 R&amp;B의 진화 과정을 한 장으로 증명하는 대체 불가능한 1차 사료이며, 1970년대 오리지널 바이닐 프레싱만이 품고 있는 그윽한 유음(油音)과 소울풀한 공기를 온전히 만끽할 수 있는 컬렉터스 필청 아이템입니다.</w:t>
       </w:r>
     </w:p>
     <w:p>
@@ -565,7 +676,7 @@
           <w:color w:val="4338CA"/>
           <w:sz w:val="21"/>
         </w:rPr>
-        <w:t>이 음반을 통해 1970년대 마이애미의 따스한 노을빛 그루브와 조지 맥크래의 순수한 가성이 전해주는 감동을 다시 한번 경험해 보시는 것은 어떨까요?</w:t>
+        <w:t>이 음반을 통해 마이애미의 따스한 미풍처럼 가슴을 감싸 안는 1974년의 순수한 설렘과 낭만이 전해주는 감동을 다시 한번 경험해 보시는 것은 어떨까요?</w:t>
       </w:r>
     </w:p>
     <w:sectPr>
